--- a/public/Prilozheniya-PV-Sistema-Polimetall-UK.docx
+++ b/public/Prilozheniya-PV-Sistema-Polimetall-UK.docx
@@ -65,7 +65,7 @@
                 <w:sz w:val="22"/>
                 <w:lang w:val="ru-RU"/>
               </w:rPr>
-              <w:t>Сублицензионному договору</w:t>
+              <w:t>Лицензионному договору</w:t>
             </w:r>
             <w:r>
               <w:rPr>
@@ -88,7 +88,7 @@
                 <w:sz w:val="22"/>
                 <w:lang w:val="ru-RU"/>
               </w:rPr>
-              <w:t>о предоставлении права использования программы для ЭВМ на условиях сублицензии</w:t>
+              <w:t>о предоставлении права использования программы для ЭВМ</w:t>
             </w:r>
           </w:p>
           <w:p>
@@ -2015,7 +2015,7 @@
                 <w:sz w:val="22"/>
                 <w:lang w:val="ru-RU"/>
               </w:rPr>
-              <w:t>к Сублицензионному договору</w:t>
+              <w:t>к Лицензионному договору</w:t>
             </w:r>
           </w:p>
           <w:p>
@@ -2032,7 +2032,7 @@
                 <w:sz w:val="22"/>
                 <w:lang w:val="ru-RU"/>
               </w:rPr>
-              <w:t>о предоставлении права использования программы для ЭВМ на условиях сублицензии</w:t>
+              <w:t>о предоставлении права использования программы для ЭВМ</w:t>
             </w:r>
           </w:p>
           <w:p>
@@ -2144,7 +2144,7 @@
           <w:lang w:val="ru-RU"/>
         </w:rPr>
         <w:br/>
-        <w:t>по сублицензионному договору № ПМУК 1(05-1-0294) от «____» __________ 2026 г.</w:t>
+        <w:t>по лицензионному договору № ПМУК 1(05-1-0294) от «____» __________ 2026 г.</w:t>
       </w:r>
     </w:p>
     <w:tbl>
@@ -2227,7 +2227,7 @@
         <w:rPr>
           <w:lang w:val="ru-RU"/>
         </w:rPr>
-        <w:t>действующего на основании Устава, действующая на условиях сублицензии (правообладатель программы — Ипатов Сергей Генадьевич), с одной стороны, и</w:t>
+        <w:t>действующего на основании Устава, с одной стороны, и</w:t>
       </w:r>
     </w:p>
     <w:p>
@@ -2271,7 +2271,7 @@
         <w:rPr>
           <w:lang w:val="ru-RU"/>
         </w:rPr>
-        <w:t>1. Во исполнение сублицензионного договора</w:t>
+        <w:t>1. Во исполнение лицензионного договора</w:t>
       </w:r>
       <w:r>
         <w:rPr>
@@ -2453,9 +2453,7 @@
                 <w:lang w:val="ru-RU"/>
               </w:rPr>
               <w:br/>
-              <w:t>Федеральная служба по интеллектуальной собственности;</w:t>
-              <w:br/>
-              <w:t>правообладатель — Ипатов Сергей Генадьевич</w:t>
+              <w:t>Федеральная служба по интеллектуальной собственности</w:t>
             </w:r>
           </w:p>
         </w:tc>
@@ -2508,7 +2506,7 @@
               <w:rPr>
                 <w:sz w:val="21"/>
               </w:rPr>
-              <w:t>Простая (неисключительная), на условиях сублицензии</w:t>
+              <w:t>Простая (неисключительная)</w:t>
             </w:r>
           </w:p>
         </w:tc>

--- a/public/Prilozheniya-PV-Sistema-Polimetall-UK.docx
+++ b/public/Prilozheniya-PV-Sistema-Polimetall-UK.docx
@@ -846,43 +846,10 @@
         <w:rPr>
           <w:lang w:val="ru-RU"/>
         </w:rPr>
-        <w:t xml:space="preserve">1.4. Проверка лицензионного ключа настольной версии выполняется один раз в месяц. На время проверки требуется однократный доступ к серверу лицензирования Лицензиара (домен </w:t>
+        <w:t>1.4. Проверка лицензионного ключа настольной версии выполняется один раз в месяц. На время проверки требуется однократный доступ к серверу лицензирования Лицензиара (домены пв-система.рф и functions.poehali.dev, протокол HTTPS, порт 443). В остальное время программа работает в изолированном контуре предприятия.</w:t>
       </w:r>
       <w:proofErr w:type="spellStart"/>
-      <w:r>
-        <w:rPr>
-          <w:lang w:val="ru-RU"/>
-        </w:rPr>
-        <w:t>пв</w:t>
-      </w:r>
-      <w:r>
-        <w:rPr>
-          <w:lang w:val="ru-RU"/>
-        </w:rPr>
-        <w:t>-</w:t>
-      </w:r>
-      <w:r>
-        <w:rPr>
-          <w:lang w:val="ru-RU"/>
-        </w:rPr>
-        <w:t>система.рф</w:t>
-      </w:r>
       <w:proofErr w:type="spellEnd"/>
-      <w:r>
-        <w:rPr>
-          <w:lang w:val="ru-RU"/>
-        </w:rPr>
-        <w:t xml:space="preserve">, протокол </w:t>
-      </w:r>
-      <w:r>
-        <w:t>HTTPS</w:t>
-      </w:r>
-      <w:r>
-        <w:rPr>
-          <w:lang w:val="ru-RU"/>
-        </w:rPr>
-        <w:t>, порт 443). В остальное время программа работает в изолированном контуре предприятия.</w:t>
-      </w:r>
     </w:p>
     <w:p>
       <w:pPr>
@@ -1234,37 +1201,9 @@
               <w:rPr>
                 <w:sz w:val="20"/>
               </w:rPr>
-              <w:t>HTTPS</w:t>
-            </w:r>
-            <w:r>
-              <w:rPr>
-                <w:sz w:val="20"/>
-                <w:lang w:val="ru-RU"/>
-              </w:rPr>
-              <w:t xml:space="preserve"> (порт 443) к домену </w:t>
+              <w:t>HTTPS (порт 443) к доменам пв-система.рф и functions.poehali.dev</w:t>
             </w:r>
             <w:proofErr w:type="spellStart"/>
-            <w:r>
-              <w:rPr>
-                <w:sz w:val="20"/>
-                <w:lang w:val="ru-RU"/>
-              </w:rPr>
-              <w:t>пв</w:t>
-            </w:r>
-            <w:r>
-              <w:rPr>
-                <w:sz w:val="20"/>
-                <w:lang w:val="ru-RU"/>
-              </w:rPr>
-              <w:t>-</w:t>
-            </w:r>
-            <w:r>
-              <w:rPr>
-                <w:sz w:val="20"/>
-                <w:lang w:val="ru-RU"/>
-              </w:rPr>
-              <w:t>система.рф</w:t>
-            </w:r>
             <w:proofErr w:type="spellEnd"/>
           </w:p>
         </w:tc>
@@ -1425,54 +1364,32 @@
         <w:rPr>
           <w:lang w:val="ru-RU"/>
         </w:rPr>
-        <w:t xml:space="preserve">- </w:t>
+        <w:t>- домен пв-система.рф и его поддомены;</w:t>
       </w:r>
+      <w:proofErr w:type="spellStart"/>
+      <w:proofErr w:type="spellEnd"/>
+      <w:proofErr w:type="spellStart"/>
+      <w:proofErr w:type="spellEnd"/>
+    </w:p>
+    <w:p>
+      <w:pPr>
+        <w:spacing w:line="240" w:lineRule="auto"/>
+        <w:ind w:firstLine="426"/>
+        <w:jc w:val="both"/>
+        <w:rPr>
+          <w:lang w:val="ru-RU"/>
+        </w:rPr>
+      </w:pPr>
       <w:r>
         <w:rPr>
           <w:lang w:val="ru-RU"/>
         </w:rPr>
-        <w:t xml:space="preserve">домен </w:t>
+        <w:t>- домен functions.poehali.dev (сервер лицензирования, проверки ключей и кабинета организации).</w:t>
       </w:r>
       <w:proofErr w:type="spellStart"/>
-      <w:r>
-        <w:rPr>
-          <w:lang w:val="ru-RU"/>
-        </w:rPr>
-        <w:t>пв</w:t>
-      </w:r>
-      <w:r>
-        <w:rPr>
-          <w:lang w:val="ru-RU"/>
-        </w:rPr>
-        <w:t>-</w:t>
-      </w:r>
-      <w:r>
-        <w:rPr>
-          <w:lang w:val="ru-RU"/>
-        </w:rPr>
-        <w:t>система.рф</w:t>
-      </w:r>
       <w:proofErr w:type="spellEnd"/>
-      <w:r>
-        <w:rPr>
-          <w:lang w:val="ru-RU"/>
-        </w:rPr>
-        <w:t xml:space="preserve"> и его </w:t>
-      </w:r>
       <w:proofErr w:type="spellStart"/>
-      <w:r>
-        <w:rPr>
-          <w:lang w:val="ru-RU"/>
-        </w:rPr>
-        <w:t>поддомены</w:t>
-      </w:r>
       <w:proofErr w:type="spellEnd"/>
-      <w:r>
-        <w:rPr>
-          <w:lang w:val="ru-RU"/>
-        </w:rPr>
-        <w:t>.</w:t>
-      </w:r>
     </w:p>
     <w:p>
       <w:pPr>
@@ -1503,7 +1420,23 @@
         <w:rPr>
           <w:lang w:val="ru-RU"/>
         </w:rPr>
-        <w:t>3.3. При установке на терминальный сервер или в среду виртуализации количество одновременных сеансов не должно превышать количества рабочих мест, указанного в пункте 1.5 Договора.</w:t>
+        <w:t>3.3. Сервер лицензирования и кабинет организации (раздел мониторинга лицензий и рабочих мест) работают через домен functions.poehali.dev. Если доступ к нему закрыт, вход в кабинет организации и проверка ключей будут недоступны при открытом домене пв-система.рф.</w:t>
+      </w:r>
+    </w:p>
+    <w:p>
+      <w:pPr>
+        <w:spacing w:line="240" w:lineRule="auto"/>
+        <w:ind w:firstLine="425"/>
+        <w:jc w:val="both"/>
+        <w:rPr>
+          <w:lang w:val="ru-RU"/>
+        </w:rPr>
+      </w:pPr>
+      <w:r>
+        <w:rPr>
+          <w:lang w:val="ru-RU"/>
+        </w:rPr>
+        <w:t>3.4. При установке на терминальный сервер или в среду виртуализации количество одновременных сеансов не должно превышать количества рабочих мест, указанного в пункте 1.5 Договора.</w:t>
       </w:r>
     </w:p>
     <w:p>
